--- a/EXPORTS/DOCX/published/niveau2/Dutch/Ghana.docx
+++ b/EXPORTS/DOCX/published/niveau2/Dutch/Ghana.docx
@@ -580,25 +580,7 @@
           <w:color w:val="000000"/>
           <w:sz w:val="24"/>
         </w:rPr>
-        <w:hyperlink r:id="rId10" w:history="1">
-          <w:r>
-            <w:rPr>
-              <w:rStyle w:val="Hyperlink"/>
-            </w:rPr>
-            <w:t xml:space="preserve">n van de </w:t>
-          </w:r>
-        </w:hyperlink>
-      </w:r>
-      <w:r>
-        <w:rPr>
-          <w:u w:val="single" w:color="0000ff"/>
-          <w:rFonts w:ascii="Charis SIL Regular" w:hAnsi="Charis SIL Regular" w:eastAsia="Charis SIL Regular"/>
-          <w:b w:val="0"/>
-          <w:i w:val="0"/>
-          <w:color w:val="000000"/>
-          <w:sz w:val="24"/>
-        </w:rPr>
-        <w:t>W</w:t>
+        <w:t>n van de W</w:t>
       </w:r>
       <w:r>
         <w:rPr>
@@ -2566,7 +2548,43 @@
           <w:color w:val="000000"/>
           <w:sz w:val="24"/>
         </w:rPr>
-        <w:t xml:space="preserve"> van de hand van Michel Doortmont en Jinna S</w:t>
+        <w:t xml:space="preserve"> van de hand van Michel Doortmont </w:t>
+      </w:r>
+      <w:r>
+        <w:rPr>
+          <w:u w:val="single" w:color="0000ff"/>
+          <w:rFonts w:ascii="Charis SIL Regular" w:hAnsi="Charis SIL Regular" w:eastAsia="Charis SIL Regular"/>
+          <w:b w:val="0"/>
+          <w:i w:val="0"/>
+          <w:color w:val="000000"/>
+          <w:sz w:val="24"/>
+        </w:rPr>
+        <w:hyperlink r:id="rId19" w:history="1">
+          <w:r>
+            <w:rPr>
+              <w:rStyle w:val="Hyperlink"/>
+            </w:rPr>
+            <w:t>en Jinn</w:t>
+          </w:r>
+        </w:hyperlink>
+      </w:r>
+      <w:r>
+        <w:rPr>
+          <w:u w:val="single" w:color="0000ff"/>
+          <w:rFonts w:ascii="Charis SIL Regular" w:hAnsi="Charis SIL Regular" w:eastAsia="Charis SIL Regular"/>
+          <w:b w:val="0"/>
+          <w:i w:val="0"/>
+          <w:color w:val="000000"/>
+          <w:sz w:val="24"/>
+        </w:rPr>
+        <w:hyperlink r:id="rId19" w:history="1">
+          <w:r>
+            <w:rPr>
+              <w:rStyle w:val="Hyperlink"/>
+            </w:rPr>
+            <w:t>a S</w:t>
+          </w:r>
+        </w:hyperlink>
       </w:r>
       <w:r>
         <w:rPr>
@@ -4452,7 +4470,7 @@
           <w:sz w:val="24"/>
           <w:u w:val="single"/>
         </w:rPr>
-        <w:hyperlink r:id="rId24" w:history="1">
+        <w:hyperlink r:id="rId23" w:history="1">
           <w:r>
             <w:rPr>
               <w:rStyle w:val="Hyperlink"/>
@@ -4563,7 +4581,7 @@
           <w:sz w:val="24"/>
           <w:u w:val="single"/>
         </w:rPr>
-        <w:hyperlink r:id="rId23" w:history="1">
+        <w:hyperlink r:id="rId25" w:history="1">
           <w:r>
             <w:rPr>
               <w:rStyle w:val="Hyperlink"/>
@@ -4641,7 +4659,7 @@
           <w:sz w:val="24"/>
           <w:u w:val="single"/>
         </w:rPr>
-        <w:hyperlink r:id="rId25" w:history="1">
+        <w:hyperlink r:id="rId26" w:history="1">
           <w:r>
             <w:rPr>
               <w:rStyle w:val="Hyperlink"/>
@@ -4659,7 +4677,7 @@
           <w:sz w:val="24"/>
           <w:u w:val="single"/>
         </w:rPr>
-        <w:hyperlink r:id="rId25" w:history="1">
+        <w:hyperlink r:id="rId26" w:history="1">
           <w:r>
             <w:rPr>
               <w:rStyle w:val="Hyperlink"/>
@@ -4677,7 +4695,7 @@
           <w:sz w:val="24"/>
           <w:u w:val="single"/>
         </w:rPr>
-        <w:hyperlink r:id="rId25" w:history="1">
+        <w:hyperlink r:id="rId26" w:history="1">
           <w:r>
             <w:rPr>
               <w:rStyle w:val="Hyperlink"/>
@@ -4695,7 +4713,7 @@
           <w:sz w:val="24"/>
           <w:u w:val="single"/>
         </w:rPr>
-        <w:hyperlink r:id="rId25" w:history="1">
+        <w:hyperlink r:id="rId26" w:history="1">
           <w:r>
             <w:rPr>
               <w:rStyle w:val="Hyperlink"/>
@@ -4713,7 +4731,7 @@
           <w:sz w:val="24"/>
           <w:u w:val="single"/>
         </w:rPr>
-        <w:hyperlink r:id="rId25" w:history="1">
+        <w:hyperlink r:id="rId26" w:history="1">
           <w:r>
             <w:rPr>
               <w:rStyle w:val="Hyperlink"/>
@@ -4731,7 +4749,7 @@
           <w:sz w:val="24"/>
           <w:u w:val="single"/>
         </w:rPr>
-        <w:hyperlink r:id="rId25" w:history="1">
+        <w:hyperlink r:id="rId26" w:history="1">
           <w:r>
             <w:rPr>
               <w:rStyle w:val="Hyperlink"/>
@@ -4749,7 +4767,7 @@
           <w:sz w:val="24"/>
           <w:u w:val="single"/>
         </w:rPr>
-        <w:hyperlink r:id="rId25" w:history="1">
+        <w:hyperlink r:id="rId26" w:history="1">
           <w:r>
             <w:rPr>
               <w:rStyle w:val="Hyperlink"/>
@@ -4981,40 +4999,53 @@
           <w:i w:val="0"/>
           <w:color w:val="0000FF"/>
           <w:sz w:val="24"/>
+        </w:rPr>
+        <w:hyperlink r:id="rId19" w:history="1">
+          <w:r>
+            <w:rPr>
+              <w:rStyle w:val="Hyperlink"/>
+            </w:rPr>
+            <w:t>l</w:t>
+          </w:r>
+        </w:hyperlink>
+      </w:r>
+      <w:r>
+        <w:rPr>
+          <w:rFonts w:ascii="Charis SIL Regular" w:hAnsi="Charis SIL Regular" w:eastAsia="Charis SIL Regular"/>
+          <w:b w:val="0"/>
+          <w:i w:val="0"/>
+          <w:color w:val="0000FF"/>
+          <w:sz w:val="24"/>
+        </w:rPr>
+        <w:t>e</w:t>
+      </w:r>
+      <w:r>
+        <w:rPr>
+          <w:rFonts w:ascii="Charis SIL Regular" w:hAnsi="Charis SIL Regular" w:eastAsia="Charis SIL Regular"/>
+          <w:b w:val="0"/>
+          <w:i w:val="0"/>
+          <w:color w:val="000000"/>
+          <w:sz w:val="24"/>
+        </w:rPr>
+        <w:hyperlink r:id="rId19" w:history="1">
+          <w:r>
+            <w:rPr>
+              <w:rStyle w:val="Hyperlink"/>
+            </w:rPr>
+            <w:t xml:space="preserve">, </w:t>
+          </w:r>
+        </w:hyperlink>
+      </w:r>
+      <w:r>
+        <w:rPr>
+          <w:rFonts w:ascii="Charis SIL Regular" w:hAnsi="Charis SIL Regular" w:eastAsia="Charis SIL Regular"/>
+          <w:b w:val="0"/>
+          <w:i w:val="0"/>
+          <w:color w:val="0000FF"/>
+          <w:sz w:val="24"/>
           <w:u w:val="single"/>
         </w:rPr>
-        <w:t>l</w:t>
-      </w:r>
-      <w:r>
-        <w:rPr>
-          <w:rFonts w:ascii="Charis SIL Regular" w:hAnsi="Charis SIL Regular" w:eastAsia="Charis SIL Regular"/>
-          <w:b w:val="0"/>
-          <w:i w:val="0"/>
-          <w:color w:val="0000FF"/>
-          <w:sz w:val="24"/>
-        </w:rPr>
-        <w:t>e</w:t>
-      </w:r>
-      <w:r>
-        <w:rPr>
-          <w:rFonts w:ascii="Charis SIL Regular" w:hAnsi="Charis SIL Regular" w:eastAsia="Charis SIL Regular"/>
-          <w:b w:val="0"/>
-          <w:i w:val="0"/>
-          <w:color w:val="000000"/>
-          <w:sz w:val="24"/>
-        </w:rPr>
-        <w:t xml:space="preserve">, </w:t>
-      </w:r>
-      <w:r>
-        <w:rPr>
-          <w:rFonts w:ascii="Charis SIL Regular" w:hAnsi="Charis SIL Regular" w:eastAsia="Charis SIL Regular"/>
-          <w:b w:val="0"/>
-          <w:i w:val="0"/>
-          <w:color w:val="0000FF"/>
-          <w:sz w:val="24"/>
-          <w:u w:val="single"/>
-        </w:rPr>
-        <w:hyperlink r:id="rId26" w:history="1">
+        <w:hyperlink r:id="rId19" w:history="1">
           <w:r>
             <w:rPr>
               <w:rStyle w:val="Hyperlink"/>
@@ -5032,7 +5063,7 @@
           <w:sz w:val="24"/>
           <w:u w:val="single"/>
         </w:rPr>
-        <w:hyperlink r:id="rId26" w:history="1">
+        <w:hyperlink r:id="rId19" w:history="1">
           <w:r>
             <w:rPr>
               <w:rStyle w:val="Hyperlink"/>
@@ -5061,7 +5092,7 @@
           <w:sz w:val="24"/>
           <w:u w:val="single"/>
         </w:rPr>
-        <w:hyperlink r:id="rId26" w:history="1">
+        <w:hyperlink r:id="rId19" w:history="1">
           <w:r>
             <w:rPr>
               <w:rStyle w:val="Hyperlink"/>
@@ -5079,7 +5110,14 @@
           <w:color w:val="000000"/>
           <w:sz w:val="24"/>
         </w:rPr>
-        <w:t xml:space="preserve">, </w:t>
+        <w:hyperlink r:id="rId19" w:history="1">
+          <w:r>
+            <w:rPr>
+              <w:rStyle w:val="Hyperlink"/>
+            </w:rPr>
+            <w:t xml:space="preserve">, </w:t>
+          </w:r>
+        </w:hyperlink>
       </w:r>
       <w:r>
         <w:rPr>
@@ -5155,7 +5193,7 @@
           <w:sz w:val="24"/>
           <w:u w:val="single"/>
         </w:rPr>
-        <w:hyperlink r:id="rId19" w:history="1">
+        <w:hyperlink r:id="rId27" w:history="1">
           <w:r>
             <w:rPr>
               <w:rStyle w:val="Hyperlink"/>
@@ -5377,7 +5415,7 @@
           <w:sz w:val="24"/>
           <w:u w:val="single"/>
         </w:rPr>
-        <w:hyperlink r:id="rId29" w:history="1">
+        <w:hyperlink r:id="rId28" w:history="1">
           <w:r>
             <w:rPr>
               <w:rStyle w:val="Hyperlink"/>
@@ -5512,7 +5550,7 @@
           <w:sz w:val="24"/>
           <w:u w:val="single"/>
         </w:rPr>
-        <w:hyperlink r:id="rId30" w:history="1">
+        <w:hyperlink r:id="rId29" w:history="1">
           <w:r>
             <w:rPr>
               <w:rStyle w:val="Hyperlink"/>
@@ -5541,7 +5579,7 @@
           <w:sz w:val="24"/>
           <w:u w:val="single"/>
         </w:rPr>
-        <w:hyperlink r:id="rId30" w:history="1">
+        <w:hyperlink r:id="rId29" w:history="1">
           <w:r>
             <w:rPr>
               <w:rStyle w:val="Hyperlink"/>
@@ -5569,7 +5607,7 @@
           <w:sz w:val="24"/>
           <w:u w:val="single"/>
         </w:rPr>
-        <w:hyperlink r:id="rId31" w:history="1">
+        <w:hyperlink r:id="rId30" w:history="1">
           <w:r>
             <w:rPr>
               <w:rStyle w:val="Hyperlink"/>
@@ -5598,7 +5636,7 @@
           <w:sz w:val="24"/>
           <w:u w:val="single"/>
         </w:rPr>
-        <w:hyperlink r:id="rId31" w:history="1">
+        <w:hyperlink r:id="rId30" w:history="1">
           <w:r>
             <w:rPr>
               <w:rStyle w:val="Hyperlink"/>
@@ -5722,7 +5760,7 @@
           <w:sz w:val="24"/>
           <w:u w:val="single"/>
         </w:rPr>
-        <w:hyperlink r:id="rId32" w:history="1">
+        <w:hyperlink r:id="rId31" w:history="1">
           <w:r>
             <w:rPr>
               <w:rStyle w:val="Hyperlink"/>
@@ -5740,7 +5778,7 @@
           <w:sz w:val="24"/>
           <w:u w:val="single"/>
         </w:rPr>
-        <w:hyperlink r:id="rId32" w:history="1">
+        <w:hyperlink r:id="rId31" w:history="1">
           <w:r>
             <w:rPr>
               <w:rStyle w:val="Hyperlink"/>
@@ -5758,7 +5796,7 @@
           <w:sz w:val="24"/>
           <w:u w:val="single"/>
         </w:rPr>
-        <w:hyperlink r:id="rId32" w:history="1">
+        <w:hyperlink r:id="rId31" w:history="1">
           <w:r>
             <w:rPr>
               <w:rStyle w:val="Hyperlink"/>
@@ -5939,7 +5977,7 @@
           <w:sz w:val="24"/>
           <w:u w:val="single"/>
         </w:rPr>
-        <w:hyperlink r:id="rId33" w:history="1">
+        <w:hyperlink r:id="rId32" w:history="1">
           <w:r>
             <w:rPr>
               <w:rStyle w:val="Hyperlink"/>
@@ -5957,7 +5995,7 @@
           <w:sz w:val="24"/>
           <w:u w:val="single"/>
         </w:rPr>
-        <w:hyperlink r:id="rId33" w:history="1">
+        <w:hyperlink r:id="rId32" w:history="1">
           <w:r>
             <w:rPr>
               <w:rStyle w:val="Hyperlink"/>
@@ -5975,7 +6013,7 @@
           <w:sz w:val="24"/>
           <w:u w:val="single"/>
         </w:rPr>
-        <w:hyperlink r:id="rId33" w:history="1">
+        <w:hyperlink r:id="rId32" w:history="1">
           <w:r>
             <w:rPr>
               <w:rStyle w:val="Hyperlink"/>
@@ -5993,7 +6031,7 @@
           <w:sz w:val="24"/>
           <w:u w:val="single"/>
         </w:rPr>
-        <w:hyperlink r:id="rId33" w:history="1">
+        <w:hyperlink r:id="rId32" w:history="1">
           <w:r>
             <w:rPr>
               <w:rStyle w:val="Hyperlink"/>
@@ -6011,7 +6049,7 @@
           <w:sz w:val="24"/>
           <w:u w:val="single"/>
         </w:rPr>
-        <w:hyperlink r:id="rId33" w:history="1">
+        <w:hyperlink r:id="rId32" w:history="1">
           <w:r>
             <w:rPr>
               <w:rStyle w:val="Hyperlink"/>
@@ -6029,7 +6067,7 @@
           <w:sz w:val="24"/>
           <w:u w:val="single"/>
         </w:rPr>
-        <w:hyperlink r:id="rId33" w:history="1">
+        <w:hyperlink r:id="rId32" w:history="1">
           <w:r>
             <w:rPr>
               <w:rStyle w:val="Hyperlink"/>
@@ -6047,7 +6085,7 @@
           <w:sz w:val="24"/>
           <w:u w:val="single"/>
         </w:rPr>
-        <w:hyperlink r:id="rId33" w:history="1">
+        <w:hyperlink r:id="rId32" w:history="1">
           <w:r>
             <w:rPr>
               <w:rStyle w:val="Hyperlink"/>
@@ -6065,7 +6103,7 @@
           <w:sz w:val="24"/>
           <w:u w:val="single"/>
         </w:rPr>
-        <w:hyperlink r:id="rId33" w:history="1">
+        <w:hyperlink r:id="rId32" w:history="1">
           <w:r>
             <w:rPr>
               <w:rStyle w:val="Hyperlink"/>
@@ -6082,7 +6120,7 @@
           <w:color w:val="0000FF"/>
           <w:sz w:val="24"/>
         </w:rPr>
-        <w:hyperlink r:id="rId33" w:history="1">
+        <w:hyperlink r:id="rId32" w:history="1">
           <w:r>
             <w:rPr>
               <w:rStyle w:val="Hyperlink"/>
@@ -6111,7 +6149,7 @@
           <w:sz w:val="24"/>
           <w:u w:val="single"/>
         </w:rPr>
-        <w:hyperlink r:id="rId33" w:history="1">
+        <w:hyperlink r:id="rId32" w:history="1">
           <w:r>
             <w:rPr>
               <w:rStyle w:val="Hyperlink"/>
@@ -6129,7 +6167,7 @@
           <w:sz w:val="24"/>
           <w:u w:val="single"/>
         </w:rPr>
-        <w:hyperlink r:id="rId33" w:history="1">
+        <w:hyperlink r:id="rId32" w:history="1">
           <w:r>
             <w:rPr>
               <w:rStyle w:val="Hyperlink"/>
@@ -6147,7 +6185,7 @@
           <w:sz w:val="24"/>
           <w:u w:val="single"/>
         </w:rPr>
-        <w:hyperlink r:id="rId33" w:history="1">
+        <w:hyperlink r:id="rId32" w:history="1">
           <w:r>
             <w:rPr>
               <w:rStyle w:val="Hyperlink"/>
@@ -6165,7 +6203,7 @@
           <w:sz w:val="24"/>
           <w:u w:val="single"/>
         </w:rPr>
-        <w:hyperlink r:id="rId33" w:history="1">
+        <w:hyperlink r:id="rId32" w:history="1">
           <w:r>
             <w:rPr>
               <w:rStyle w:val="Hyperlink"/>
@@ -6183,7 +6221,7 @@
           <w:sz w:val="24"/>
           <w:u w:val="single"/>
         </w:rPr>
-        <w:hyperlink r:id="rId33" w:history="1">
+        <w:hyperlink r:id="rId32" w:history="1">
           <w:r>
             <w:rPr>
               <w:rStyle w:val="Hyperlink"/>
@@ -6314,7 +6352,7 @@
           <w:sz w:val="24"/>
           <w:u w:val="single"/>
         </w:rPr>
-        <w:hyperlink r:id="rId34" w:history="1">
+        <w:hyperlink r:id="rId33" w:history="1">
           <w:r>
             <w:rPr>
               <w:rStyle w:val="Hyperlink"/>
@@ -6343,7 +6381,7 @@
           <w:sz w:val="24"/>
           <w:u w:val="single"/>
         </w:rPr>
-        <w:hyperlink r:id="rId34" w:history="1">
+        <w:hyperlink r:id="rId33" w:history="1">
           <w:r>
             <w:rPr>
               <w:rStyle w:val="Hyperlink"/>
@@ -6371,7 +6409,7 @@
           <w:sz w:val="24"/>
           <w:u w:val="single"/>
         </w:rPr>
-        <w:hyperlink r:id="rId35" w:history="1">
+        <w:hyperlink r:id="rId34" w:history="1">
           <w:r>
             <w:rPr>
               <w:rStyle w:val="Hyperlink"/>
@@ -6400,7 +6438,7 @@
           <w:sz w:val="24"/>
           <w:u w:val="single"/>
         </w:rPr>
-        <w:hyperlink r:id="rId35" w:history="1">
+        <w:hyperlink r:id="rId34" w:history="1">
           <w:r>
             <w:rPr>
               <w:rStyle w:val="Hyperlink"/>

--- a/EXPORTS/DOCX/published/niveau2/Dutch/Ghana.docx
+++ b/EXPORTS/DOCX/published/niveau2/Dutch/Ghana.docx
@@ -580,7 +580,25 @@
           <w:color w:val="000000"/>
           <w:sz w:val="24"/>
         </w:rPr>
-        <w:t>n van de W</w:t>
+        <w:hyperlink r:id="rId10" w:history="1">
+          <w:r>
+            <w:rPr>
+              <w:rStyle w:val="Hyperlink"/>
+            </w:rPr>
+            <w:t xml:space="preserve">n van de </w:t>
+          </w:r>
+        </w:hyperlink>
+      </w:r>
+      <w:r>
+        <w:rPr>
+          <w:u w:val="single" w:color="0000ff"/>
+          <w:rFonts w:ascii="Charis SIL Regular" w:hAnsi="Charis SIL Regular" w:eastAsia="Charis SIL Regular"/>
+          <w:b w:val="0"/>
+          <w:i w:val="0"/>
+          <w:color w:val="000000"/>
+          <w:sz w:val="24"/>
+        </w:rPr>
+        <w:t>W</w:t>
       </w:r>
       <w:r>
         <w:rPr>
@@ -1212,15 +1230,9 @@
           <w:i w:val="0"/>
           <w:color w:val="0000FF"/>
           <w:sz w:val="24"/>
-        </w:rPr>
-        <w:hyperlink r:id="rId14" w:history="1">
-          <w:r>
-            <w:rPr>
-              <w:rStyle w:val="Hyperlink"/>
-            </w:rPr>
-            <w:t>r</w:t>
-          </w:r>
-        </w:hyperlink>
+          <w:u w:val="single"/>
+        </w:rPr>
+        <w:t>r</w:t>
       </w:r>
       <w:r>
         <w:rPr>
@@ -1284,29 +1296,13 @@
             <w:rPr>
               <w:rStyle w:val="Hyperlink"/>
             </w:rPr>
-            <w:t>ffing va</w:t>
+            <w:t xml:space="preserve">ffing van </w:t>
           </w:r>
         </w:hyperlink>
       </w:r>
       <w:r>
         <w:rPr>
-          <w:rFonts w:ascii="Charis SIL Regular" w:hAnsi="Charis SIL Regular" w:eastAsia="Charis SIL Regular"/>
-          <w:b w:val="0"/>
-          <w:i w:val="0"/>
-          <w:color w:val="000000"/>
-          <w:sz w:val="24"/>
-        </w:rPr>
-        <w:hyperlink r:id="rId14" w:history="1">
-          <w:r>
-            <w:rPr>
-              <w:rStyle w:val="Hyperlink"/>
-            </w:rPr>
-            <w:t xml:space="preserve">n </w:t>
-          </w:r>
-        </w:hyperlink>
-      </w:r>
-      <w:r>
-        <w:rPr>
+          <w:u w:val="single" w:color="0000ff"/>
           <w:rFonts w:ascii="Charis SIL Regular" w:hAnsi="Charis SIL Regular" w:eastAsia="Charis SIL Regular"/>
           <w:b w:val="0"/>
           <w:i w:val="0"/>
@@ -1365,9 +1361,19 @@
             <w:rPr>
               <w:rStyle w:val="Hyperlink"/>
             </w:rPr>
-            <w:t xml:space="preserve">inet in de </w:t>
+            <w:t xml:space="preserve">inet in </w:t>
           </w:r>
         </w:hyperlink>
+      </w:r>
+      <w:r>
+        <w:rPr>
+          <w:rFonts w:ascii="Charis SIL Regular" w:hAnsi="Charis SIL Regular" w:eastAsia="Charis SIL Regular"/>
+          <w:b w:val="0"/>
+          <w:i w:val="0"/>
+          <w:color w:val="000000"/>
+          <w:sz w:val="24"/>
+        </w:rPr>
+        <w:t xml:space="preserve">de </w:t>
       </w:r>
       <w:r>
         <w:rPr>
@@ -1814,7 +1820,6 @@
           <w:i w:val="0"/>
           <w:color w:val="0000FF"/>
           <w:sz w:val="24"/>
-          <w:u w:val="single"/>
         </w:rPr>
         <w:hyperlink r:id="rId17" w:history="1">
           <w:r>
@@ -4470,7 +4475,7 @@
           <w:sz w:val="24"/>
           <w:u w:val="single"/>
         </w:rPr>
-        <w:hyperlink r:id="rId23" w:history="1">
+        <w:hyperlink r:id="rId24" w:history="1">
           <w:r>
             <w:rPr>
               <w:rStyle w:val="Hyperlink"/>
@@ -4488,7 +4493,7 @@
           <w:sz w:val="24"/>
           <w:u w:val="single"/>
         </w:rPr>
-        <w:hyperlink r:id="rId23" w:history="1">
+        <w:hyperlink r:id="rId24" w:history="1">
           <w:r>
             <w:rPr>
               <w:rStyle w:val="Hyperlink"/>
@@ -4581,7 +4586,7 @@
           <w:sz w:val="24"/>
           <w:u w:val="single"/>
         </w:rPr>
-        <w:hyperlink r:id="rId25" w:history="1">
+        <w:hyperlink r:id="rId23" w:history="1">
           <w:r>
             <w:rPr>
               <w:rStyle w:val="Hyperlink"/>
@@ -4659,7 +4664,7 @@
           <w:sz w:val="24"/>
           <w:u w:val="single"/>
         </w:rPr>
-        <w:hyperlink r:id="rId26" w:history="1">
+        <w:hyperlink r:id="rId25" w:history="1">
           <w:r>
             <w:rPr>
               <w:rStyle w:val="Hyperlink"/>
@@ -4677,7 +4682,7 @@
           <w:sz w:val="24"/>
           <w:u w:val="single"/>
         </w:rPr>
-        <w:hyperlink r:id="rId26" w:history="1">
+        <w:hyperlink r:id="rId25" w:history="1">
           <w:r>
             <w:rPr>
               <w:rStyle w:val="Hyperlink"/>
@@ -4695,7 +4700,7 @@
           <w:sz w:val="24"/>
           <w:u w:val="single"/>
         </w:rPr>
-        <w:hyperlink r:id="rId26" w:history="1">
+        <w:hyperlink r:id="rId25" w:history="1">
           <w:r>
             <w:rPr>
               <w:rStyle w:val="Hyperlink"/>
@@ -4713,7 +4718,7 @@
           <w:sz w:val="24"/>
           <w:u w:val="single"/>
         </w:rPr>
-        <w:hyperlink r:id="rId26" w:history="1">
+        <w:hyperlink r:id="rId25" w:history="1">
           <w:r>
             <w:rPr>
               <w:rStyle w:val="Hyperlink"/>
@@ -4731,7 +4736,7 @@
           <w:sz w:val="24"/>
           <w:u w:val="single"/>
         </w:rPr>
-        <w:hyperlink r:id="rId26" w:history="1">
+        <w:hyperlink r:id="rId25" w:history="1">
           <w:r>
             <w:rPr>
               <w:rStyle w:val="Hyperlink"/>
@@ -4749,7 +4754,7 @@
           <w:sz w:val="24"/>
           <w:u w:val="single"/>
         </w:rPr>
-        <w:hyperlink r:id="rId26" w:history="1">
+        <w:hyperlink r:id="rId25" w:history="1">
           <w:r>
             <w:rPr>
               <w:rStyle w:val="Hyperlink"/>
@@ -4767,7 +4772,7 @@
           <w:sz w:val="24"/>
           <w:u w:val="single"/>
         </w:rPr>
-        <w:hyperlink r:id="rId26" w:history="1">
+        <w:hyperlink r:id="rId25" w:history="1">
           <w:r>
             <w:rPr>
               <w:rStyle w:val="Hyperlink"/>
@@ -4999,15 +5004,9 @@
           <w:i w:val="0"/>
           <w:color w:val="0000FF"/>
           <w:sz w:val="24"/>
-        </w:rPr>
-        <w:hyperlink r:id="rId19" w:history="1">
-          <w:r>
-            <w:rPr>
-              <w:rStyle w:val="Hyperlink"/>
-            </w:rPr>
-            <w:t>l</w:t>
-          </w:r>
-        </w:hyperlink>
+          <w:u w:val="single"/>
+        </w:rPr>
+        <w:t>l</w:t>
       </w:r>
       <w:r>
         <w:rPr>
@@ -5021,6 +5020,7 @@
       </w:r>
       <w:r>
         <w:rPr>
+          <w:u w:val="single" w:color="0000ff"/>
           <w:rFonts w:ascii="Charis SIL Regular" w:hAnsi="Charis SIL Regular" w:eastAsia="Charis SIL Regular"/>
           <w:b w:val="0"/>
           <w:i w:val="0"/>
@@ -5045,7 +5045,7 @@
           <w:sz w:val="24"/>
           <w:u w:val="single"/>
         </w:rPr>
-        <w:hyperlink r:id="rId19" w:history="1">
+        <w:hyperlink r:id="rId26" w:history="1">
           <w:r>
             <w:rPr>
               <w:rStyle w:val="Hyperlink"/>
@@ -5063,7 +5063,7 @@
           <w:sz w:val="24"/>
           <w:u w:val="single"/>
         </w:rPr>
-        <w:hyperlink r:id="rId19" w:history="1">
+        <w:hyperlink r:id="rId26" w:history="1">
           <w:r>
             <w:rPr>
               <w:rStyle w:val="Hyperlink"/>
@@ -5092,7 +5092,7 @@
           <w:sz w:val="24"/>
           <w:u w:val="single"/>
         </w:rPr>
-        <w:hyperlink r:id="rId19" w:history="1">
+        <w:hyperlink r:id="rId26" w:history="1">
           <w:r>
             <w:rPr>
               <w:rStyle w:val="Hyperlink"/>
@@ -5110,14 +5110,7 @@
           <w:color w:val="000000"/>
           <w:sz w:val="24"/>
         </w:rPr>
-        <w:hyperlink r:id="rId19" w:history="1">
-          <w:r>
-            <w:rPr>
-              <w:rStyle w:val="Hyperlink"/>
-            </w:rPr>
-            <w:t xml:space="preserve">, </w:t>
-          </w:r>
-        </w:hyperlink>
+        <w:t xml:space="preserve">, </w:t>
       </w:r>
       <w:r>
         <w:rPr>
@@ -5193,7 +5186,7 @@
           <w:sz w:val="24"/>
           <w:u w:val="single"/>
         </w:rPr>
-        <w:hyperlink r:id="rId27" w:history="1">
+        <w:hyperlink r:id="rId19" w:history="1">
           <w:r>
             <w:rPr>
               <w:rStyle w:val="Hyperlink"/>
@@ -5415,7 +5408,7 @@
           <w:sz w:val="24"/>
           <w:u w:val="single"/>
         </w:rPr>
-        <w:hyperlink r:id="rId28" w:history="1">
+        <w:hyperlink r:id="rId29" w:history="1">
           <w:r>
             <w:rPr>
               <w:rStyle w:val="Hyperlink"/>
@@ -5433,7 +5426,7 @@
           <w:sz w:val="24"/>
           <w:u w:val="single"/>
         </w:rPr>
-        <w:hyperlink r:id="rId28" w:history="1">
+        <w:hyperlink r:id="rId29" w:history="1">
           <w:r>
             <w:rPr>
               <w:rStyle w:val="Hyperlink"/>
@@ -5462,7 +5455,7 @@
           <w:sz w:val="24"/>
           <w:u w:val="single"/>
         </w:rPr>
-        <w:hyperlink r:id="rId28" w:history="1">
+        <w:hyperlink r:id="rId29" w:history="1">
           <w:r>
             <w:rPr>
               <w:rStyle w:val="Hyperlink"/>
@@ -5550,7 +5543,7 @@
           <w:sz w:val="24"/>
           <w:u w:val="single"/>
         </w:rPr>
-        <w:hyperlink r:id="rId29" w:history="1">
+        <w:hyperlink r:id="rId30" w:history="1">
           <w:r>
             <w:rPr>
               <w:rStyle w:val="Hyperlink"/>
@@ -5579,7 +5572,7 @@
           <w:sz w:val="24"/>
           <w:u w:val="single"/>
         </w:rPr>
-        <w:hyperlink r:id="rId29" w:history="1">
+        <w:hyperlink r:id="rId30" w:history="1">
           <w:r>
             <w:rPr>
               <w:rStyle w:val="Hyperlink"/>
@@ -5607,7 +5600,7 @@
           <w:sz w:val="24"/>
           <w:u w:val="single"/>
         </w:rPr>
-        <w:hyperlink r:id="rId30" w:history="1">
+        <w:hyperlink r:id="rId31" w:history="1">
           <w:r>
             <w:rPr>
               <w:rStyle w:val="Hyperlink"/>
@@ -5636,7 +5629,7 @@
           <w:sz w:val="24"/>
           <w:u w:val="single"/>
         </w:rPr>
-        <w:hyperlink r:id="rId30" w:history="1">
+        <w:hyperlink r:id="rId31" w:history="1">
           <w:r>
             <w:rPr>
               <w:rStyle w:val="Hyperlink"/>
@@ -5760,7 +5753,7 @@
           <w:sz w:val="24"/>
           <w:u w:val="single"/>
         </w:rPr>
-        <w:hyperlink r:id="rId31" w:history="1">
+        <w:hyperlink r:id="rId32" w:history="1">
           <w:r>
             <w:rPr>
               <w:rStyle w:val="Hyperlink"/>
@@ -5778,7 +5771,7 @@
           <w:sz w:val="24"/>
           <w:u w:val="single"/>
         </w:rPr>
-        <w:hyperlink r:id="rId31" w:history="1">
+        <w:hyperlink r:id="rId32" w:history="1">
           <w:r>
             <w:rPr>
               <w:rStyle w:val="Hyperlink"/>
@@ -5796,7 +5789,7 @@
           <w:sz w:val="24"/>
           <w:u w:val="single"/>
         </w:rPr>
-        <w:hyperlink r:id="rId31" w:history="1">
+        <w:hyperlink r:id="rId32" w:history="1">
           <w:r>
             <w:rPr>
               <w:rStyle w:val="Hyperlink"/>
@@ -5977,7 +5970,7 @@
           <w:sz w:val="24"/>
           <w:u w:val="single"/>
         </w:rPr>
-        <w:hyperlink r:id="rId32" w:history="1">
+        <w:hyperlink r:id="rId33" w:history="1">
           <w:r>
             <w:rPr>
               <w:rStyle w:val="Hyperlink"/>
@@ -5995,7 +5988,7 @@
           <w:sz w:val="24"/>
           <w:u w:val="single"/>
         </w:rPr>
-        <w:hyperlink r:id="rId32" w:history="1">
+        <w:hyperlink r:id="rId33" w:history="1">
           <w:r>
             <w:rPr>
               <w:rStyle w:val="Hyperlink"/>
@@ -6013,7 +6006,7 @@
           <w:sz w:val="24"/>
           <w:u w:val="single"/>
         </w:rPr>
-        <w:hyperlink r:id="rId32" w:history="1">
+        <w:hyperlink r:id="rId33" w:history="1">
           <w:r>
             <w:rPr>
               <w:rStyle w:val="Hyperlink"/>
@@ -6031,7 +6024,7 @@
           <w:sz w:val="24"/>
           <w:u w:val="single"/>
         </w:rPr>
-        <w:hyperlink r:id="rId32" w:history="1">
+        <w:hyperlink r:id="rId33" w:history="1">
           <w:r>
             <w:rPr>
               <w:rStyle w:val="Hyperlink"/>
@@ -6049,7 +6042,7 @@
           <w:sz w:val="24"/>
           <w:u w:val="single"/>
         </w:rPr>
-        <w:hyperlink r:id="rId32" w:history="1">
+        <w:hyperlink r:id="rId33" w:history="1">
           <w:r>
             <w:rPr>
               <w:rStyle w:val="Hyperlink"/>
@@ -6067,7 +6060,7 @@
           <w:sz w:val="24"/>
           <w:u w:val="single"/>
         </w:rPr>
-        <w:hyperlink r:id="rId32" w:history="1">
+        <w:hyperlink r:id="rId33" w:history="1">
           <w:r>
             <w:rPr>
               <w:rStyle w:val="Hyperlink"/>
@@ -6085,7 +6078,7 @@
           <w:sz w:val="24"/>
           <w:u w:val="single"/>
         </w:rPr>
-        <w:hyperlink r:id="rId32" w:history="1">
+        <w:hyperlink r:id="rId33" w:history="1">
           <w:r>
             <w:rPr>
               <w:rStyle w:val="Hyperlink"/>
@@ -6103,7 +6096,7 @@
           <w:sz w:val="24"/>
           <w:u w:val="single"/>
         </w:rPr>
-        <w:hyperlink r:id="rId32" w:history="1">
+        <w:hyperlink r:id="rId33" w:history="1">
           <w:r>
             <w:rPr>
               <w:rStyle w:val="Hyperlink"/>
@@ -6120,7 +6113,7 @@
           <w:color w:val="0000FF"/>
           <w:sz w:val="24"/>
         </w:rPr>
-        <w:hyperlink r:id="rId32" w:history="1">
+        <w:hyperlink r:id="rId33" w:history="1">
           <w:r>
             <w:rPr>
               <w:rStyle w:val="Hyperlink"/>
@@ -6149,7 +6142,7 @@
           <w:sz w:val="24"/>
           <w:u w:val="single"/>
         </w:rPr>
-        <w:hyperlink r:id="rId32" w:history="1">
+        <w:hyperlink r:id="rId33" w:history="1">
           <w:r>
             <w:rPr>
               <w:rStyle w:val="Hyperlink"/>
@@ -6167,7 +6160,7 @@
           <w:sz w:val="24"/>
           <w:u w:val="single"/>
         </w:rPr>
-        <w:hyperlink r:id="rId32" w:history="1">
+        <w:hyperlink r:id="rId33" w:history="1">
           <w:r>
             <w:rPr>
               <w:rStyle w:val="Hyperlink"/>
@@ -6185,7 +6178,7 @@
           <w:sz w:val="24"/>
           <w:u w:val="single"/>
         </w:rPr>
-        <w:hyperlink r:id="rId32" w:history="1">
+        <w:hyperlink r:id="rId33" w:history="1">
           <w:r>
             <w:rPr>
               <w:rStyle w:val="Hyperlink"/>
@@ -6203,7 +6196,7 @@
           <w:sz w:val="24"/>
           <w:u w:val="single"/>
         </w:rPr>
-        <w:hyperlink r:id="rId32" w:history="1">
+        <w:hyperlink r:id="rId33" w:history="1">
           <w:r>
             <w:rPr>
               <w:rStyle w:val="Hyperlink"/>
@@ -6221,7 +6214,7 @@
           <w:sz w:val="24"/>
           <w:u w:val="single"/>
         </w:rPr>
-        <w:hyperlink r:id="rId32" w:history="1">
+        <w:hyperlink r:id="rId33" w:history="1">
           <w:r>
             <w:rPr>
               <w:rStyle w:val="Hyperlink"/>
@@ -6352,7 +6345,7 @@
           <w:sz w:val="24"/>
           <w:u w:val="single"/>
         </w:rPr>
-        <w:hyperlink r:id="rId33" w:history="1">
+        <w:hyperlink r:id="rId34" w:history="1">
           <w:r>
             <w:rPr>
               <w:rStyle w:val="Hyperlink"/>
@@ -6381,7 +6374,7 @@
           <w:sz w:val="24"/>
           <w:u w:val="single"/>
         </w:rPr>
-        <w:hyperlink r:id="rId33" w:history="1">
+        <w:hyperlink r:id="rId34" w:history="1">
           <w:r>
             <w:rPr>
               <w:rStyle w:val="Hyperlink"/>
@@ -6409,7 +6402,7 @@
           <w:sz w:val="24"/>
           <w:u w:val="single"/>
         </w:rPr>
-        <w:hyperlink r:id="rId34" w:history="1">
+        <w:hyperlink r:id="rId35" w:history="1">
           <w:r>
             <w:rPr>
               <w:rStyle w:val="Hyperlink"/>
@@ -6438,7 +6431,7 @@
           <w:sz w:val="24"/>
           <w:u w:val="single"/>
         </w:rPr>
-        <w:hyperlink r:id="rId34" w:history="1">
+        <w:hyperlink r:id="rId35" w:history="1">
           <w:r>
             <w:rPr>
               <w:rStyle w:val="Hyperlink"/>
